--- a/storage/docx/dokumen_1777555314.docx
+++ b/storage/docx/dokumen_1777555314.docx
@@ -943,7 +943,7 @@
                 <w:szCs w:val="24"/>
                 <w:lang w:val="en-US" w:eastAsia="zh-CN"/>
               </w:rPr>
-              <w:t>KOTA PONTIANAK</w:t>
+              <w:t>KAB. SAMBAS</w:t>
             </w:r>
           </w:p>
         </w:tc>
@@ -2076,7 +2076,7 @@
           <w:szCs w:val="24"/>
           <w:lang w:val="en-US"/>
         </w:rPr>
-        <w:t>Belanja air minum</w:t>
+        <w:t>Belanja air minum tony </w:t>
       </w:r>
       <w:r>
         <w:rPr>
@@ -2357,7 +2357,7 @@
           <w:szCs w:val="24"/>
           <w:lang w:val="es-ES"/>
         </w:rPr>
-        <w:t>KOTA PONTIANAK, KALIMANTAN BARAT</w:t>
+        <w:t>KAB. SAMBAS, KALIMANTAN BARAT</w:t>
       </w:r>
       <w:r>
         <w:rPr>
@@ -2494,7 +2494,7 @@
           <w:szCs w:val="24"/>
           <w:lang w:val="en-US"/>
         </w:rPr>
-        <w:t>Belanja air minum</w:t>
+        <w:t>Belanja air minum tony </w:t>
       </w:r>
       <w:r>
         <w:rPr>
@@ -3465,7 +3465,7 @@
                 <w:szCs w:val="24"/>
                 <w:lang w:val="en-US"/>
               </w:rPr>
-              <w:t>30 April 2026</w:t>
+              <w:t>01 May 2026</w:t>
             </w:r>
           </w:p>
           <w:p>
